--- a/pr-preview/pr-412/classification-handout.docx
+++ b/pr-preview/pr-412/classification-handout.docx
@@ -15,7 +15,7 @@
         <w:pStyle w:val="Date"/>
       </w:pPr>
       <w:r>
-        <w:t xml:space="preserve">Last modified: 2026-10-21 11:52:50 (PDT)</w:t>
+        <w:t xml:space="preserve">Last modified: 2026-10-26 11:08:19 (PDT)</w:t>
       </w:r>
     </w:p>
     <w:bookmarkStart w:id="32" w:name="introduction"/>
@@ -11101,7 +11101,7 @@
                   <m:nor/>
                   <m:sty m:val="p"/>
                 </m:rPr>
-                <m:t>(split the fraction over the sum in its numerator)</m:t>
+                <m:t>(distribute the division over the sum in the numerator)</m:t>
               </m:r>
             </m:e>
             <m:e>
